--- a/running_carb_tool.docx
+++ b/running_carb_tool.docx
@@ -420,6 +420,27 @@
       <w:r>
         <w:t>gis - this contains the many of the processes gis files that have been created in the process of running the tools</w:t>
       </w:r>
+      <w:r>
+        <w:t xml:space="preserve">. There are large GIS files that do not fit on GITHUB, so you need to got: </w:t>
+      </w:r>
+      <w:hyperlink r:id="rId21" w:history="1">
+        <w:r>
+          <w:rPr>
+            <w:rStyle w:val="Hyperlink"/>
+          </w:rPr>
+          <w:t>https://centerforneighborhoodtech.sharepoint.com/Shared%20Documents/Forms/AllItems.aspx?id=%2FShared%20Documents%2FUrban%20Analytics%2F2024%20</w:t>
+        </w:r>
+        <w:r>
+          <w:rPr>
+            <w:rStyle w:val="Hyperlink"/>
+          </w:rPr>
+          <w:lastRenderedPageBreak/>
+          <w:t>CARB%2Fgis&amp;viewid=cb5dd5f0%2D7a70%2D4980%2D95eb%2D9b0081f24e75</w:t>
+        </w:r>
+      </w:hyperlink>
+      <w:r>
+        <w:t xml:space="preserve"> and download all the missing files (you can just download them all) into this directory.</w:t>
+      </w:r>
     </w:p>
     <w:p>
       <w:pPr>
@@ -838,10 +859,7 @@
         <w:t>In the model_training folder there is a “master.r” scrips, it contains the step in order needed to train and run the models.</w:t>
       </w:r>
       <w:r>
-        <w:t xml:space="preserve"> </w:t>
-      </w:r>
-      <w:r>
-        <w:t>In this script there</w:t>
+        <w:t xml:space="preserve"> In this script there</w:t>
       </w:r>
       <w:r>
         <w:t xml:space="preserve"> are</w:t>
@@ -1195,10 +1213,7 @@
         <w:t>In the pda_scenario folder there is a “master.r” scrips, it contains the step in order needed to train and run this scenario.</w:t>
       </w:r>
       <w:r>
-        <w:t xml:space="preserve"> </w:t>
-      </w:r>
-      <w:r>
-        <w:t xml:space="preserve">In this script there </w:t>
+        <w:t xml:space="preserve"> In this script there </w:t>
       </w:r>
       <w:r>
         <w:t xml:space="preserve">are </w:t>
@@ -1216,10 +1231,7 @@
         </w:numPr>
       </w:pPr>
       <w:r>
-        <w:t>T</w:t>
-      </w:r>
-      <w:r>
-        <w:t>his script helps you run all the scripts to run MTC PDA Growth scenario</w:t>
+        <w:t>This script helps you run all the scripts to run MTC PDA Growth scenario</w:t>
       </w:r>
     </w:p>
     <w:p>
@@ -1504,10 +1516,7 @@
         </w:numPr>
       </w:pPr>
       <w:r>
-        <w:t>Restore warnings</w:t>
-      </w:r>
-      <w:r>
-        <w:t xml:space="preserve"> </w:t>
+        <w:t xml:space="preserve">Restore warnings </w:t>
       </w:r>
     </w:p>
     <w:p>
@@ -1945,7 +1954,7 @@
       </w:pPr>
     </w:p>
     <w:sectPr>
-      <w:footerReference w:type="default" r:id="rId21"/>
+      <w:footerReference w:type="default" r:id="rId22"/>
       <w:pgSz w:w="12240" w:h="15840"/>
       <w:pgMar w:top="1440" w:right="1440" w:bottom="1440" w:left="1440" w:header="720" w:footer="720" w:gutter="0"/>
       <w:cols w:space="720"/>
@@ -4432,15 +4441,25 @@
 </file>
 
 <file path=customXml/item1.xml><?xml version="1.0" encoding="utf-8"?>
-<?mso-contentType ?>
-<FormTemplates xmlns="http://schemas.microsoft.com/sharepoint/v3/contenttype/forms">
-  <Display>DocumentLibraryForm</Display>
-  <Edit>DocumentLibraryForm</Edit>
-  <New>DocumentLibraryForm</New>
-</FormTemplates>
+<b:Sources xmlns:b="http://schemas.openxmlformats.org/officeDocument/2006/bibliography" xmlns="http://schemas.openxmlformats.org/officeDocument/2006/bibliography" SelectedStyle="\APASixthEditionOfficeOnline.xsl" StyleName="APA" Version="6"/>
 </file>
 
 <file path=customXml/item2.xml><?xml version="1.0" encoding="utf-8"?>
+<p:properties xmlns:p="http://schemas.microsoft.com/office/2006/metadata/properties" xmlns:xsi="http://www.w3.org/2001/XMLSchema-instance" xmlns:pc="http://schemas.microsoft.com/office/infopath/2007/PartnerControls">
+  <documentManagement>
+    <TaxCatchAll xmlns="c6efd0d9-5a27-4e82-9887-0d7b2d78ec82" xsi:nil="true"/>
+    <Projectfamily xmlns="cd325a84-e53c-4b05-90e4-f57ccf02851e" xsi:nil="true"/>
+    <lcf76f155ced4ddcb4097134ff3c332f xmlns="cd325a84-e53c-4b05-90e4-f57ccf02851e">
+      <Terms xmlns="http://schemas.microsoft.com/office/infopath/2007/PartnerControls"/>
+    </lcf76f155ced4ddcb4097134ff3c332f>
+    <_ip_UnifiedCompliancePolicyUIAction xmlns="http://schemas.microsoft.com/sharepoint/v3" xsi:nil="true"/>
+    <_ip_UnifiedCompliancePolicyProperties xmlns="http://schemas.microsoft.com/sharepoint/v3" xsi:nil="true"/>
+    <Topic xmlns="cd325a84-e53c-4b05-90e4-f57ccf02851e" xsi:nil="true"/>
+  </documentManagement>
+</p:properties>
+</file>
+
+<file path=customXml/item3.xml><?xml version="1.0" encoding="utf-8"?>
 <ct:contentTypeSchema xmlns:ct="http://schemas.microsoft.com/office/2006/metadata/contentType" xmlns:ma="http://schemas.microsoft.com/office/2006/metadata/properties/metaAttributes" ct:_="" ma:_="" ma:contentTypeName="Document" ma:contentTypeID="0x01010097EA622EB84B0247A9E0ABE537FB3214" ma:contentTypeVersion="21" ma:contentTypeDescription="Create a new document." ma:contentTypeScope="" ma:versionID="79eb55a61de7a0b59f3c111a93bc61ac">
   <xsd:schema xmlns:xsd="http://www.w3.org/2001/XMLSchema" xmlns:xs="http://www.w3.org/2001/XMLSchema" xmlns:p="http://schemas.microsoft.com/office/2006/metadata/properties" xmlns:ns1="http://schemas.microsoft.com/sharepoint/v3" xmlns:ns2="cd325a84-e53c-4b05-90e4-f57ccf02851e" xmlns:ns3="c6efd0d9-5a27-4e82-9887-0d7b2d78ec82" targetNamespace="http://schemas.microsoft.com/office/2006/metadata/properties" ma:root="true" ma:fieldsID="08d4bd39f4142dd2dc6c7ce2bc628a05" ns1:_="" ns2:_="" ns3:_="">
     <xsd:import namespace="http://schemas.microsoft.com/sharepoint/v3"/>
@@ -4737,34 +4756,36 @@
 </ct:contentTypeSchema>
 </file>
 
-<file path=customXml/item3.xml><?xml version="1.0" encoding="utf-8"?>
-<p:properties xmlns:p="http://schemas.microsoft.com/office/2006/metadata/properties" xmlns:xsi="http://www.w3.org/2001/XMLSchema-instance" xmlns:pc="http://schemas.microsoft.com/office/infopath/2007/PartnerControls">
-  <documentManagement>
-    <TaxCatchAll xmlns="c6efd0d9-5a27-4e82-9887-0d7b2d78ec82" xsi:nil="true"/>
-    <Projectfamily xmlns="cd325a84-e53c-4b05-90e4-f57ccf02851e" xsi:nil="true"/>
-    <lcf76f155ced4ddcb4097134ff3c332f xmlns="cd325a84-e53c-4b05-90e4-f57ccf02851e">
-      <Terms xmlns="http://schemas.microsoft.com/office/infopath/2007/PartnerControls"/>
-    </lcf76f155ced4ddcb4097134ff3c332f>
-    <_ip_UnifiedCompliancePolicyUIAction xmlns="http://schemas.microsoft.com/sharepoint/v3" xsi:nil="true"/>
-    <_ip_UnifiedCompliancePolicyProperties xmlns="http://schemas.microsoft.com/sharepoint/v3" xsi:nil="true"/>
-    <Topic xmlns="cd325a84-e53c-4b05-90e4-f57ccf02851e" xsi:nil="true"/>
-  </documentManagement>
-</p:properties>
-</file>
-
 <file path=customXml/item4.xml><?xml version="1.0" encoding="utf-8"?>
-<b:Sources xmlns:b="http://schemas.openxmlformats.org/officeDocument/2006/bibliography" xmlns="http://schemas.openxmlformats.org/officeDocument/2006/bibliography" SelectedStyle="\APASixthEditionOfficeOnline.xsl" StyleName="APA" Version="6"/>
+<?mso-contentType ?>
+<FormTemplates xmlns="http://schemas.microsoft.com/sharepoint/v3/contenttype/forms">
+  <Display>DocumentLibraryForm</Display>
+  <Edit>DocumentLibraryForm</Edit>
+  <New>DocumentLibraryForm</New>
+</FormTemplates>
 </file>
 
 <file path=customXml/itemProps1.xml><?xml version="1.0" encoding="utf-8"?>
-<ds:datastoreItem xmlns:ds="http://schemas.openxmlformats.org/officeDocument/2006/customXml" ds:itemID="{63D18B8E-0441-4F57-99EE-FB6DC12A5383}">
+<ds:datastoreItem xmlns:ds="http://schemas.openxmlformats.org/officeDocument/2006/customXml" ds:itemID="{2781C9F1-F715-4388-A720-D7F954CA5332}">
   <ds:schemaRefs>
-    <ds:schemaRef ds:uri="http://schemas.microsoft.com/sharepoint/v3/contenttype/forms"/>
+    <ds:schemaRef ds:uri="http://schemas.openxmlformats.org/officeDocument/2006/bibliography"/>
   </ds:schemaRefs>
 </ds:datastoreItem>
 </file>
 
 <file path=customXml/itemProps2.xml><?xml version="1.0" encoding="utf-8"?>
+<ds:datastoreItem xmlns:ds="http://schemas.openxmlformats.org/officeDocument/2006/customXml" ds:itemID="{A91BAE91-B345-4C33-A223-DEB0FCA2B904}">
+  <ds:schemaRefs>
+    <ds:schemaRef ds:uri="http://schemas.microsoft.com/office/2006/metadata/properties"/>
+    <ds:schemaRef ds:uri="http://schemas.microsoft.com/office/infopath/2007/PartnerControls"/>
+    <ds:schemaRef ds:uri="c6efd0d9-5a27-4e82-9887-0d7b2d78ec82"/>
+    <ds:schemaRef ds:uri="cd325a84-e53c-4b05-90e4-f57ccf02851e"/>
+    <ds:schemaRef ds:uri="http://schemas.microsoft.com/sharepoint/v3"/>
+  </ds:schemaRefs>
+</ds:datastoreItem>
+</file>
+
+<file path=customXml/itemProps3.xml><?xml version="1.0" encoding="utf-8"?>
 <ds:datastoreItem xmlns:ds="http://schemas.openxmlformats.org/officeDocument/2006/customXml" ds:itemID="{2B2E553C-4B2E-4610-BD56-D5B4754B8875}">
   <ds:schemaRefs>
     <ds:schemaRef ds:uri="http://schemas.microsoft.com/office/2006/metadata/contentType"/>
@@ -4784,22 +4805,10 @@
 </ds:datastoreItem>
 </file>
 
-<file path=customXml/itemProps3.xml><?xml version="1.0" encoding="utf-8"?>
-<ds:datastoreItem xmlns:ds="http://schemas.openxmlformats.org/officeDocument/2006/customXml" ds:itemID="{A91BAE91-B345-4C33-A223-DEB0FCA2B904}">
+<file path=customXml/itemProps4.xml><?xml version="1.0" encoding="utf-8"?>
+<ds:datastoreItem xmlns:ds="http://schemas.openxmlformats.org/officeDocument/2006/customXml" ds:itemID="{63D18B8E-0441-4F57-99EE-FB6DC12A5383}">
   <ds:schemaRefs>
-    <ds:schemaRef ds:uri="http://schemas.microsoft.com/office/2006/metadata/properties"/>
-    <ds:schemaRef ds:uri="http://schemas.microsoft.com/office/infopath/2007/PartnerControls"/>
-    <ds:schemaRef ds:uri="c6efd0d9-5a27-4e82-9887-0d7b2d78ec82"/>
-    <ds:schemaRef ds:uri="cd325a84-e53c-4b05-90e4-f57ccf02851e"/>
-    <ds:schemaRef ds:uri="http://schemas.microsoft.com/sharepoint/v3"/>
-  </ds:schemaRefs>
-</ds:datastoreItem>
-</file>
-
-<file path=customXml/itemProps4.xml><?xml version="1.0" encoding="utf-8"?>
-<ds:datastoreItem xmlns:ds="http://schemas.openxmlformats.org/officeDocument/2006/customXml" ds:itemID="{2781C9F1-F715-4388-A720-D7F954CA5332}">
-  <ds:schemaRefs>
-    <ds:schemaRef ds:uri="http://schemas.openxmlformats.org/officeDocument/2006/bibliography"/>
+    <ds:schemaRef ds:uri="http://schemas.microsoft.com/sharepoint/v3/contenttype/forms"/>
   </ds:schemaRefs>
 </ds:datastoreItem>
 </file>